--- a/ru/wisdom-stories/fallen-teeth.docx
+++ b/ru/wisdom-stories/fallen-teeth.docx
@@ -14,7 +14,7 @@
           <w:color w:val="000000"/>
           <w:sz w:val="52"/>
         </w:rPr>
-        <w:t>Выпадение зубов</w:t>
+        <w:t>Выпавшие зубы</w:t>
       </w:r>
     </w:p>
     <w:p>
@@ -22,13 +22,55 @@
         <w:jc w:val="left"/>
       </w:pPr>
       <w:r>
-        <w:rPr>
-          <w:rFonts w:ascii="Arial" w:hAnsi="Arial" w:eastAsia="Arial"/>
-          <w:i w:val="0"/>
-          <w:color w:val="000000"/>
-          <w:sz w:val="22"/>
-        </w:rPr>
-        <w:t>Король увидел во сне, что у него выпали все зубы, поэтому он позвал толкователя снов и спросил его, что это значит. Тот ответил: «Да здравствует король, это значит, что все твои родственники умрут, и ты умрешь последним». Король разгневался и отпустил этого человека, позвал другого и задал ему тот же вопрос, и получил ответ: «Да здравствует король, ты проживешь дольше всех в своей семье». Король был очень доволен этим ответом, наградил этого человека и отпустил его.</w:t>
+        <w:t>Однажды царю приснилось, будто у него выпали все зубы. Он вызвал толкователя снов и спросил, что означает этот сон.</w:t>
+      </w:r>
+    </w:p>
+    <w:p>
+      <w:pPr>
+        <w:jc w:val="left"/>
+      </w:pPr>
+      <w:r>
+        <w:t>Толкователь ответил:</w:t>
+      </w:r>
+    </w:p>
+    <w:p>
+      <w:pPr>
+        <w:jc w:val="left"/>
+      </w:pPr>
+      <w:r>
+        <w:t>— Государь, это значит, что все ваши родственники уйдут из жизни раньше вас, а вы останетесь последним.</w:t>
+      </w:r>
+    </w:p>
+    <w:p>
+      <w:pPr>
+        <w:jc w:val="left"/>
+      </w:pPr>
+      <w:r>
+        <w:t>Царь разгневался и прогнал его. Затем он позвал другого толкователя и задал тот же вопрос.</w:t>
+      </w:r>
+    </w:p>
+    <w:p>
+      <w:pPr>
+        <w:jc w:val="left"/>
+      </w:pPr>
+      <w:r>
+        <w:t>Тот сказал:</w:t>
+      </w:r>
+    </w:p>
+    <w:p>
+      <w:pPr>
+        <w:jc w:val="left"/>
+      </w:pPr>
+      <w:r>
+        <w:t>— Государь, этот сон означает, что вы проживёте дольше всех в своей семье.</w:t>
+      </w:r>
+    </w:p>
+    <w:p>
+      <w:pPr>
+        <w:jc w:val="left"/>
+      </w:pPr>
+      <w:r>
+        <w:t>Царь остался доволен ответом и щедро наградил толкователя.</w:t>
       </w:r>
     </w:p>
     <w:p>
@@ -50,23 +92,12 @@
       </w:pPr>
       <w:r>
         <w:rPr>
-          <w:rFonts w:ascii="Arial" w:hAnsi="Arial" w:eastAsia="Arial" w:cs="Arial"/>
           <w:b/>
-          <w:i w:val="0"/>
-          <w:color w:val="9A7417"/>
-          <w:sz w:val="22"/>
         </w:rPr>
         <w:t xml:space="preserve">Мораль: </w:t>
       </w:r>
       <w:r>
-        <w:rPr>
-          <w:rFonts w:ascii="Arial" w:hAnsi="Arial" w:eastAsia="Arial" w:cs="Arial"/>
-          <w:b w:val="0"/>
-          <w:i w:val="0"/>
-          <w:color w:val="3F3826"/>
-          <w:sz w:val="22"/>
-        </w:rPr>
-        <w:t>Одну и ту же истину можно выразить и резко, и деликатно. Слова могут и ранить, и исцелять — как это можно сказать?</w:t>
+        <w:t>Одну и ту же правду можно сказать грубо или тактично. Слова могут ранить и исцелять — мудрость в том, чтобы знать, как их произнести.</w:t>
       </w:r>
     </w:p>
     <w:p>
